--- a/Aulas JS/Aula 02/documentos/JS - aula 02.docx
+++ b/Aulas JS/Aula 02/documentos/JS - aula 02.docx
@@ -21,7 +21,7 @@
           <w:sz w:val="28"/>
           <w:szCs w:val="28"/>
         </w:rPr>
-        <w:t>Conhecer</w:t>
+        <w:t>Aprender</w:t>
       </w:r>
       <w:r>
         <w:rPr>
@@ -41,7 +41,7 @@
           <w:sz w:val="28"/>
           <w:szCs w:val="28"/>
         </w:rPr>
-        <w:t>as</w:t>
+        <w:t>a</w:t>
       </w:r>
       <w:r>
         <w:rPr>
@@ -61,7 +61,7 @@
           <w:sz w:val="28"/>
           <w:szCs w:val="28"/>
         </w:rPr>
-        <w:t>características</w:t>
+        <w:t>utilizar</w:t>
       </w:r>
       <w:r>
         <w:rPr>
@@ -81,7 +81,7 @@
           <w:sz w:val="28"/>
           <w:szCs w:val="28"/>
         </w:rPr>
-        <w:t>da</w:t>
+        <w:t>JavaScript</w:t>
       </w:r>
       <w:r>
         <w:rPr>
@@ -101,7 +101,7 @@
           <w:sz w:val="28"/>
           <w:szCs w:val="28"/>
         </w:rPr>
-        <w:t>linguagem</w:t>
+        <w:t>com</w:t>
       </w:r>
       <w:r>
         <w:rPr>
@@ -121,16 +121,8 @@
           <w:sz w:val="28"/>
           <w:szCs w:val="28"/>
         </w:rPr>
-        <w:t>JavaScript</w:t>
-      </w:r>
-    </w:p>
-    <w:p>
-      <w:pPr>
-        <w:spacing w:line="360" w:lineRule="auto"/>
-        <w:rPr>
-          <w:rFonts w:ascii="Verdana" w:hAnsi="Verdana" w:cs="Calibri"/>
-        </w:rPr>
-      </w:pPr>
+        <w:t>DOM</w:t>
+      </w:r>
       <w:r>
         <w:rPr>
           <w:rFonts w:ascii="Verdana" w:hAnsi="Verdana" w:cs="Calibri"/>
@@ -139,7 +131,7 @@
           <w:sz w:val="28"/>
           <w:szCs w:val="28"/>
         </w:rPr>
-        <w:t>Aprender</w:t>
+        <w:t xml:space="preserve"> </w:t>
       </w:r>
       <w:r>
         <w:rPr>
@@ -148,112 +140,6 @@
           <w:bCs/>
           <w:sz w:val="28"/>
           <w:szCs w:val="28"/>
-        </w:rPr>
-        <w:t xml:space="preserve"> </w:t>
-      </w:r>
-      <w:r>
-        <w:rPr>
-          <w:rFonts w:ascii="Verdana" w:hAnsi="Verdana" w:cs="Calibri"/>
-          <w:b/>
-          <w:bCs/>
-          <w:sz w:val="28"/>
-          <w:szCs w:val="28"/>
-        </w:rPr>
-        <w:t>a</w:t>
-      </w:r>
-      <w:r>
-        <w:rPr>
-          <w:rFonts w:ascii="Verdana" w:hAnsi="Verdana" w:cs="Calibri"/>
-          <w:b/>
-          <w:bCs/>
-          <w:sz w:val="28"/>
-          <w:szCs w:val="28"/>
-        </w:rPr>
-        <w:t xml:space="preserve"> </w:t>
-      </w:r>
-      <w:r>
-        <w:rPr>
-          <w:rFonts w:ascii="Verdana" w:hAnsi="Verdana" w:cs="Calibri"/>
-          <w:b/>
-          <w:bCs/>
-          <w:sz w:val="28"/>
-          <w:szCs w:val="28"/>
-        </w:rPr>
-        <w:t>utilizar</w:t>
-      </w:r>
-      <w:r>
-        <w:rPr>
-          <w:rFonts w:ascii="Verdana" w:hAnsi="Verdana" w:cs="Calibri"/>
-          <w:b/>
-          <w:bCs/>
-          <w:sz w:val="28"/>
-          <w:szCs w:val="28"/>
-        </w:rPr>
-        <w:t xml:space="preserve"> </w:t>
-      </w:r>
-      <w:r>
-        <w:rPr>
-          <w:rFonts w:ascii="Verdana" w:hAnsi="Verdana" w:cs="Calibri"/>
-          <w:b/>
-          <w:bCs/>
-          <w:sz w:val="28"/>
-          <w:szCs w:val="28"/>
-        </w:rPr>
-        <w:t>JavaScript</w:t>
-      </w:r>
-      <w:r>
-        <w:rPr>
-          <w:rFonts w:ascii="Verdana" w:hAnsi="Verdana" w:cs="Calibri"/>
-          <w:b/>
-          <w:bCs/>
-          <w:sz w:val="28"/>
-          <w:szCs w:val="28"/>
-        </w:rPr>
-        <w:t xml:space="preserve"> </w:t>
-      </w:r>
-      <w:r>
-        <w:rPr>
-          <w:rFonts w:ascii="Verdana" w:hAnsi="Verdana" w:cs="Calibri"/>
-          <w:b/>
-          <w:bCs/>
-          <w:sz w:val="28"/>
-          <w:szCs w:val="28"/>
-        </w:rPr>
-        <w:t>com</w:t>
-      </w:r>
-      <w:r>
-        <w:rPr>
-          <w:rFonts w:ascii="Verdana" w:hAnsi="Verdana" w:cs="Calibri"/>
-          <w:b/>
-          <w:bCs/>
-          <w:sz w:val="28"/>
-          <w:szCs w:val="28"/>
-        </w:rPr>
-        <w:t xml:space="preserve"> </w:t>
-      </w:r>
-      <w:r>
-        <w:rPr>
-          <w:rFonts w:ascii="Verdana" w:hAnsi="Verdana" w:cs="Calibri"/>
-          <w:b/>
-          <w:bCs/>
-          <w:sz w:val="28"/>
-          <w:szCs w:val="28"/>
-        </w:rPr>
-        <w:t>DOM</w:t>
-      </w:r>
-      <w:r>
-        <w:rPr>
-          <w:rFonts w:ascii="Verdana" w:hAnsi="Verdana" w:cs="Calibri"/>
-          <w:b/>
-          <w:bCs/>
-          <w:sz w:val="28"/>
-          <w:szCs w:val="28"/>
-        </w:rPr>
-        <w:t xml:space="preserve"> </w:t>
-      </w:r>
-      <w:r>
-        <w:rPr>
-          <w:rFonts w:ascii="Verdana" w:hAnsi="Verdana" w:cs="Calibri"/>
         </w:rPr>
         <w:t>HTML</w:t>
       </w:r>
@@ -2407,7 +2293,6 @@
           <w:b/>
           <w:bCs/>
         </w:rPr>
-        <w:lastRenderedPageBreak/>
         <w:t>Elementos</w:t>
       </w:r>
       <w:r>
@@ -2810,6 +2695,7 @@
         <w:rPr>
           <w:rFonts w:ascii="Verdana" w:hAnsi="Verdana" w:cs="Calibri"/>
         </w:rPr>
+        <w:lastRenderedPageBreak/>
         <w:t>propriedades</w:t>
       </w:r>
       <w:r>
@@ -5171,6 +5057,15 @@
         </w:rPr>
         <w:t>()</w:t>
       </w:r>
+    </w:p>
+    <w:p>
+      <w:pPr>
+        <w:spacing w:line="360" w:lineRule="auto"/>
+        <w:rPr>
+          <w:rFonts w:ascii="Verdana" w:hAnsi="Verdana" w:cs="Calibri"/>
+          <w:lang w:val="en-US"/>
+        </w:rPr>
+      </w:pPr>
     </w:p>
     <w:p>
       <w:pPr>
@@ -11555,6 +11450,7 @@
       <w:r>
         <w:rPr>
           <w:rFonts w:ascii="Verdana" w:hAnsi="Verdana" w:cs="Calibri"/>
+          <w:noProof/>
         </w:rPr>
         <w:drawing>
           <wp:inline distT="0" distB="0" distL="0" distR="0" wp14:anchorId="0BAF1372" wp14:editId="40D61839">
@@ -11595,6 +11491,7 @@
       <w:r>
         <w:rPr>
           <w:rFonts w:ascii="Verdana" w:hAnsi="Verdana" w:cs="Calibri"/>
+          <w:noProof/>
         </w:rPr>
         <w:drawing>
           <wp:inline distT="0" distB="0" distL="0" distR="0" wp14:anchorId="2F817F95" wp14:editId="7CD6B39C">
@@ -12611,6 +12508,7 @@
       <w:r>
         <w:rPr>
           <w:rFonts w:ascii="Verdana" w:hAnsi="Verdana" w:cs="Calibri"/>
+          <w:noProof/>
         </w:rPr>
         <w:drawing>
           <wp:inline distT="0" distB="0" distL="0" distR="0" wp14:anchorId="5E1DFE2E" wp14:editId="60C8779B">
@@ -13630,6 +13528,7 @@
       <w:r>
         <w:rPr>
           <w:rFonts w:ascii="Verdana" w:hAnsi="Verdana" w:cs="Calibri"/>
+          <w:noProof/>
         </w:rPr>
         <w:drawing>
           <wp:inline distT="0" distB="0" distL="0" distR="0" wp14:anchorId="45233D15" wp14:editId="0E88D22E">
@@ -15487,6 +15386,7 @@
       <w:r>
         <w:rPr>
           <w:rFonts w:ascii="Verdana" w:hAnsi="Verdana" w:cs="Calibri"/>
+          <w:noProof/>
         </w:rPr>
         <w:lastRenderedPageBreak/>
         <w:drawing>
@@ -23070,6 +22970,7 @@
       <w:r>
         <w:rPr>
           <w:rFonts w:ascii="Verdana" w:hAnsi="Verdana" w:cs="Calibri"/>
+          <w:noProof/>
         </w:rPr>
         <w:drawing>
           <wp:inline distT="0" distB="0" distL="0" distR="0" wp14:anchorId="4A9CC989" wp14:editId="7FD7B8EF">
@@ -23874,6 +23775,7 @@
       <w:r>
         <w:rPr>
           <w:rFonts w:ascii="Verdana" w:hAnsi="Verdana" w:cs="Calibri"/>
+          <w:noProof/>
         </w:rPr>
         <w:drawing>
           <wp:inline distT="0" distB="0" distL="0" distR="0" wp14:anchorId="0BBC833E" wp14:editId="065AA8A1">
@@ -23922,6 +23824,7 @@
       <w:r>
         <w:rPr>
           <w:rFonts w:ascii="Verdana" w:hAnsi="Verdana" w:cs="Calibri"/>
+          <w:noProof/>
         </w:rPr>
         <w:lastRenderedPageBreak/>
         <w:drawing>
@@ -23953,60 +23856,60 @@
                     <a:custGeom>
                       <a:avLst/>
                       <a:gdLst>
-                        <a:gd name="csX0" fmla="*/ 0 w 5114934"/>
-                        <a:gd name="csY0" fmla="*/ 0 h 2072640"/>
-                        <a:gd name="csX1" fmla="*/ 619475 w 5114934"/>
-                        <a:gd name="csY1" fmla="*/ 0 h 2072640"/>
-                        <a:gd name="csX2" fmla="*/ 1034353 w 5114934"/>
-                        <a:gd name="csY2" fmla="*/ 0 h 2072640"/>
-                        <a:gd name="csX3" fmla="*/ 1551530 w 5114934"/>
-                        <a:gd name="csY3" fmla="*/ 0 h 2072640"/>
-                        <a:gd name="csX4" fmla="*/ 2222155 w 5114934"/>
-                        <a:gd name="csY4" fmla="*/ 0 h 2072640"/>
-                        <a:gd name="csX5" fmla="*/ 2790481 w 5114934"/>
-                        <a:gd name="csY5" fmla="*/ 0 h 2072640"/>
-                        <a:gd name="csX6" fmla="*/ 3409956 w 5114934"/>
-                        <a:gd name="csY6" fmla="*/ 0 h 2072640"/>
-                        <a:gd name="csX7" fmla="*/ 3927133 w 5114934"/>
-                        <a:gd name="csY7" fmla="*/ 0 h 2072640"/>
-                        <a:gd name="csX8" fmla="*/ 4495459 w 5114934"/>
-                        <a:gd name="csY8" fmla="*/ 0 h 2072640"/>
-                        <a:gd name="csX9" fmla="*/ 5114934 w 5114934"/>
-                        <a:gd name="csY9" fmla="*/ 0 h 2072640"/>
-                        <a:gd name="csX10" fmla="*/ 5114934 w 5114934"/>
-                        <a:gd name="csY10" fmla="*/ 476707 h 2072640"/>
-                        <a:gd name="csX11" fmla="*/ 5114934 w 5114934"/>
-                        <a:gd name="csY11" fmla="*/ 932688 h 2072640"/>
-                        <a:gd name="csX12" fmla="*/ 5114934 w 5114934"/>
-                        <a:gd name="csY12" fmla="*/ 1409395 h 2072640"/>
-                        <a:gd name="csX13" fmla="*/ 5114934 w 5114934"/>
-                        <a:gd name="csY13" fmla="*/ 2072640 h 2072640"/>
-                        <a:gd name="csX14" fmla="*/ 4546608 w 5114934"/>
-                        <a:gd name="csY14" fmla="*/ 2072640 h 2072640"/>
-                        <a:gd name="csX15" fmla="*/ 3978282 w 5114934"/>
-                        <a:gd name="csY15" fmla="*/ 2072640 h 2072640"/>
-                        <a:gd name="csX16" fmla="*/ 3512255 w 5114934"/>
-                        <a:gd name="csY16" fmla="*/ 2072640 h 2072640"/>
-                        <a:gd name="csX17" fmla="*/ 2943929 w 5114934"/>
-                        <a:gd name="csY17" fmla="*/ 2072640 h 2072640"/>
-                        <a:gd name="csX18" fmla="*/ 2375603 w 5114934"/>
-                        <a:gd name="csY18" fmla="*/ 2072640 h 2072640"/>
-                        <a:gd name="csX19" fmla="*/ 1807277 w 5114934"/>
-                        <a:gd name="csY19" fmla="*/ 2072640 h 2072640"/>
-                        <a:gd name="csX20" fmla="*/ 1238951 w 5114934"/>
-                        <a:gd name="csY20" fmla="*/ 2072640 h 2072640"/>
-                        <a:gd name="csX21" fmla="*/ 721774 w 5114934"/>
-                        <a:gd name="csY21" fmla="*/ 2072640 h 2072640"/>
-                        <a:gd name="csX22" fmla="*/ 0 w 5114934"/>
-                        <a:gd name="csY22" fmla="*/ 2072640 h 2072640"/>
-                        <a:gd name="csX23" fmla="*/ 0 w 5114934"/>
-                        <a:gd name="csY23" fmla="*/ 1554480 h 2072640"/>
-                        <a:gd name="csX24" fmla="*/ 0 w 5114934"/>
-                        <a:gd name="csY24" fmla="*/ 1015594 h 2072640"/>
-                        <a:gd name="csX25" fmla="*/ 0 w 5114934"/>
-                        <a:gd name="csY25" fmla="*/ 476707 h 2072640"/>
-                        <a:gd name="csX26" fmla="*/ 0 w 5114934"/>
-                        <a:gd name="csY26" fmla="*/ 0 h 2072640"/>
+                        <a:gd name="csX0" fmla="*/ 0 w 5127365"/>
+                        <a:gd name="csY0" fmla="*/ 0 h 2077677"/>
+                        <a:gd name="csX1" fmla="*/ 620981 w 5127365"/>
+                        <a:gd name="csY1" fmla="*/ 0 h 2077677"/>
+                        <a:gd name="csX2" fmla="*/ 1036867 w 5127365"/>
+                        <a:gd name="csY2" fmla="*/ 0 h 2077677"/>
+                        <a:gd name="csX3" fmla="*/ 1555301 w 5127365"/>
+                        <a:gd name="csY3" fmla="*/ 0 h 2077677"/>
+                        <a:gd name="csX4" fmla="*/ 2227555 w 5127365"/>
+                        <a:gd name="csY4" fmla="*/ 0 h 2077677"/>
+                        <a:gd name="csX5" fmla="*/ 2797262 w 5127365"/>
+                        <a:gd name="csY5" fmla="*/ 0 h 2077677"/>
+                        <a:gd name="csX6" fmla="*/ 3418243 w 5127365"/>
+                        <a:gd name="csY6" fmla="*/ 0 h 2077677"/>
+                        <a:gd name="csX7" fmla="*/ 3936677 w 5127365"/>
+                        <a:gd name="csY7" fmla="*/ 0 h 2077677"/>
+                        <a:gd name="csX8" fmla="*/ 4506384 w 5127365"/>
+                        <a:gd name="csY8" fmla="*/ 0 h 2077677"/>
+                        <a:gd name="csX9" fmla="*/ 5127365 w 5127365"/>
+                        <a:gd name="csY9" fmla="*/ 0 h 2077677"/>
+                        <a:gd name="csX10" fmla="*/ 5127365 w 5127365"/>
+                        <a:gd name="csY10" fmla="*/ 477866 h 2077677"/>
+                        <a:gd name="csX11" fmla="*/ 5127365 w 5127365"/>
+                        <a:gd name="csY11" fmla="*/ 934955 h 2077677"/>
+                        <a:gd name="csX12" fmla="*/ 5127365 w 5127365"/>
+                        <a:gd name="csY12" fmla="*/ 1412820 h 2077677"/>
+                        <a:gd name="csX13" fmla="*/ 5127365 w 5127365"/>
+                        <a:gd name="csY13" fmla="*/ 2077677 h 2077677"/>
+                        <a:gd name="csX14" fmla="*/ 4557658 w 5127365"/>
+                        <a:gd name="csY14" fmla="*/ 2077677 h 2077677"/>
+                        <a:gd name="csX15" fmla="*/ 3987951 w 5127365"/>
+                        <a:gd name="csY15" fmla="*/ 2077677 h 2077677"/>
+                        <a:gd name="csX16" fmla="*/ 3520791 w 5127365"/>
+                        <a:gd name="csY16" fmla="*/ 2077677 h 2077677"/>
+                        <a:gd name="csX17" fmla="*/ 2951083 w 5127365"/>
+                        <a:gd name="csY17" fmla="*/ 2077677 h 2077677"/>
+                        <a:gd name="csX18" fmla="*/ 2381376 w 5127365"/>
+                        <a:gd name="csY18" fmla="*/ 2077677 h 2077677"/>
+                        <a:gd name="csX19" fmla="*/ 1811669 w 5127365"/>
+                        <a:gd name="csY19" fmla="*/ 2077677 h 2077677"/>
+                        <a:gd name="csX20" fmla="*/ 1241962 w 5127365"/>
+                        <a:gd name="csY20" fmla="*/ 2077677 h 2077677"/>
+                        <a:gd name="csX21" fmla="*/ 723528 w 5127365"/>
+                        <a:gd name="csY21" fmla="*/ 2077677 h 2077677"/>
+                        <a:gd name="csX22" fmla="*/ 0 w 5127365"/>
+                        <a:gd name="csY22" fmla="*/ 2077677 h 2077677"/>
+                        <a:gd name="csX23" fmla="*/ 0 w 5127365"/>
+                        <a:gd name="csY23" fmla="*/ 1558258 h 2077677"/>
+                        <a:gd name="csX24" fmla="*/ 0 w 5127365"/>
+                        <a:gd name="csY24" fmla="*/ 1018062 h 2077677"/>
+                        <a:gd name="csX25" fmla="*/ 0 w 5127365"/>
+                        <a:gd name="csY25" fmla="*/ 477866 h 2077677"/>
+                        <a:gd name="csX26" fmla="*/ 0 w 5127365"/>
+                        <a:gd name="csY26" fmla="*/ 0 h 2077677"/>
                       </a:gdLst>
                       <a:ahLst/>
                       <a:cxnLst>
@@ -24094,274 +23997,274 @@
                       </a:cxnLst>
                       <a:rect l="l" t="t" r="r" b="b"/>
                       <a:pathLst>
-                        <a:path w="5114934" h="2072640" fill="none" extrusionOk="0">
+                        <a:path w="5127365" h="2077677" fill="none" extrusionOk="0">
                           <a:moveTo>
                             <a:pt x="0" y="0"/>
                           </a:moveTo>
                           <a:cubicBezTo>
-                            <a:pt x="130970" y="-21260"/>
-                            <a:pt x="343469" y="14782"/>
-                            <a:pt x="619475" y="0"/>
+                            <a:pt x="139678" y="-34995"/>
+                            <a:pt x="401167" y="65170"/>
+                            <a:pt x="620981" y="0"/>
                           </a:cubicBezTo>
                           <a:cubicBezTo>
-                            <a:pt x="895482" y="-14782"/>
-                            <a:pt x="931742" y="30452"/>
-                            <a:pt x="1034353" y="0"/>
+                            <a:pt x="840795" y="-65170"/>
+                            <a:pt x="892419" y="48554"/>
+                            <a:pt x="1036867" y="0"/>
                           </a:cubicBezTo>
                           <a:cubicBezTo>
-                            <a:pt x="1136964" y="-30452"/>
-                            <a:pt x="1444188" y="22097"/>
-                            <a:pt x="1551530" y="0"/>
+                            <a:pt x="1181315" y="-48554"/>
+                            <a:pt x="1321065" y="3403"/>
+                            <a:pt x="1555301" y="0"/>
                           </a:cubicBezTo>
                           <a:cubicBezTo>
-                            <a:pt x="1658872" y="-22097"/>
-                            <a:pt x="2013322" y="32562"/>
-                            <a:pt x="2222155" y="0"/>
+                            <a:pt x="1789537" y="-3403"/>
+                            <a:pt x="1929330" y="69072"/>
+                            <a:pt x="2227555" y="0"/>
                           </a:cubicBezTo>
                           <a:cubicBezTo>
-                            <a:pt x="2430988" y="-32562"/>
-                            <a:pt x="2621927" y="34731"/>
-                            <a:pt x="2790481" y="0"/>
+                            <a:pt x="2525780" y="-69072"/>
+                            <a:pt x="2535075" y="18675"/>
+                            <a:pt x="2797262" y="0"/>
                           </a:cubicBezTo>
                           <a:cubicBezTo>
-                            <a:pt x="2959035" y="-34731"/>
-                            <a:pt x="3115963" y="65299"/>
-                            <a:pt x="3409956" y="0"/>
+                            <a:pt x="3059449" y="-18675"/>
+                            <a:pt x="3225110" y="41198"/>
+                            <a:pt x="3418243" y="0"/>
                           </a:cubicBezTo>
                           <a:cubicBezTo>
-                            <a:pt x="3703949" y="-65299"/>
-                            <a:pt x="3800106" y="4132"/>
-                            <a:pt x="3927133" y="0"/>
+                            <a:pt x="3611376" y="-41198"/>
+                            <a:pt x="3798407" y="7235"/>
+                            <a:pt x="3936677" y="0"/>
                           </a:cubicBezTo>
                           <a:cubicBezTo>
-                            <a:pt x="4054160" y="-4132"/>
-                            <a:pt x="4333578" y="17515"/>
-                            <a:pt x="4495459" y="0"/>
+                            <a:pt x="4074947" y="-7235"/>
+                            <a:pt x="4338816" y="8971"/>
+                            <a:pt x="4506384" y="0"/>
                           </a:cubicBezTo>
                           <a:cubicBezTo>
-                            <a:pt x="4657340" y="-17515"/>
-                            <a:pt x="4835124" y="50779"/>
-                            <a:pt x="5114934" y="0"/>
+                            <a:pt x="4673952" y="-8971"/>
+                            <a:pt x="4901428" y="13155"/>
+                            <a:pt x="5127365" y="0"/>
                           </a:cubicBezTo>
                           <a:cubicBezTo>
-                            <a:pt x="5170690" y="185583"/>
-                            <a:pt x="5090776" y="258707"/>
-                            <a:pt x="5114934" y="476707"/>
+                            <a:pt x="5168632" y="120177"/>
+                            <a:pt x="5070698" y="268404"/>
+                            <a:pt x="5127365" y="477866"/>
                           </a:cubicBezTo>
                           <a:cubicBezTo>
-                            <a:pt x="5139092" y="694707"/>
-                            <a:pt x="5069010" y="833755"/>
-                            <a:pt x="5114934" y="932688"/>
+                            <a:pt x="5184032" y="687328"/>
+                            <a:pt x="5078915" y="744670"/>
+                            <a:pt x="5127365" y="934955"/>
                           </a:cubicBezTo>
                           <a:cubicBezTo>
-                            <a:pt x="5160858" y="1031621"/>
-                            <a:pt x="5073966" y="1291099"/>
-                            <a:pt x="5114934" y="1409395"/>
+                            <a:pt x="5175815" y="1125240"/>
+                            <a:pt x="5073856" y="1274265"/>
+                            <a:pt x="5127365" y="1412820"/>
                           </a:cubicBezTo>
                           <a:cubicBezTo>
-                            <a:pt x="5155902" y="1527691"/>
-                            <a:pt x="5111551" y="1833317"/>
-                            <a:pt x="5114934" y="2072640"/>
+                            <a:pt x="5180874" y="1551375"/>
+                            <a:pt x="5063022" y="1833410"/>
+                            <a:pt x="5127365" y="2077677"/>
                           </a:cubicBezTo>
                           <a:cubicBezTo>
-                            <a:pt x="4863208" y="2096958"/>
-                            <a:pt x="4716443" y="2025147"/>
-                            <a:pt x="4546608" y="2072640"/>
+                            <a:pt x="4913450" y="2131254"/>
+                            <a:pt x="4731030" y="2051998"/>
+                            <a:pt x="4557658" y="2077677"/>
                           </a:cubicBezTo>
                           <a:cubicBezTo>
-                            <a:pt x="4376773" y="2120133"/>
-                            <a:pt x="4146425" y="2037048"/>
-                            <a:pt x="3978282" y="2072640"/>
+                            <a:pt x="4384286" y="2103356"/>
+                            <a:pt x="4185539" y="2023055"/>
+                            <a:pt x="3987951" y="2077677"/>
                           </a:cubicBezTo>
                           <a:cubicBezTo>
-                            <a:pt x="3810139" y="2108232"/>
-                            <a:pt x="3641803" y="2043762"/>
-                            <a:pt x="3512255" y="2072640"/>
+                            <a:pt x="3790363" y="2132299"/>
+                            <a:pt x="3680865" y="2029291"/>
+                            <a:pt x="3520791" y="2077677"/>
                           </a:cubicBezTo>
                           <a:cubicBezTo>
-                            <a:pt x="3382707" y="2101518"/>
-                            <a:pt x="3069862" y="2051237"/>
-                            <a:pt x="2943929" y="2072640"/>
+                            <a:pt x="3360717" y="2126063"/>
+                            <a:pt x="3198127" y="2065397"/>
+                            <a:pt x="2951083" y="2077677"/>
                           </a:cubicBezTo>
                           <a:cubicBezTo>
-                            <a:pt x="2817996" y="2094043"/>
-                            <a:pt x="2639711" y="2020817"/>
-                            <a:pt x="2375603" y="2072640"/>
+                            <a:pt x="2704039" y="2089957"/>
+                            <a:pt x="2574841" y="2042851"/>
+                            <a:pt x="2381376" y="2077677"/>
                           </a:cubicBezTo>
                           <a:cubicBezTo>
-                            <a:pt x="2111495" y="2124463"/>
-                            <a:pt x="2019150" y="2009858"/>
-                            <a:pt x="1807277" y="2072640"/>
+                            <a:pt x="2187911" y="2112503"/>
+                            <a:pt x="1955155" y="2061206"/>
+                            <a:pt x="1811669" y="2077677"/>
                           </a:cubicBezTo>
                           <a:cubicBezTo>
-                            <a:pt x="1595404" y="2135422"/>
-                            <a:pt x="1417074" y="2016140"/>
-                            <a:pt x="1238951" y="2072640"/>
+                            <a:pt x="1668183" y="2094148"/>
+                            <a:pt x="1407321" y="2071990"/>
+                            <a:pt x="1241962" y="2077677"/>
                           </a:cubicBezTo>
                           <a:cubicBezTo>
-                            <a:pt x="1060828" y="2129140"/>
-                            <a:pt x="932864" y="2049098"/>
-                            <a:pt x="721774" y="2072640"/>
+                            <a:pt x="1076603" y="2083364"/>
+                            <a:pt x="877819" y="2048836"/>
+                            <a:pt x="723528" y="2077677"/>
                           </a:cubicBezTo>
                           <a:cubicBezTo>
-                            <a:pt x="510684" y="2096182"/>
-                            <a:pt x="274030" y="2061539"/>
-                            <a:pt x="0" y="2072640"/>
+                            <a:pt x="569237" y="2106518"/>
+                            <a:pt x="202201" y="1994778"/>
+                            <a:pt x="0" y="2077677"/>
                           </a:cubicBezTo>
                           <a:cubicBezTo>
-                            <a:pt x="-58526" y="1925665"/>
-                            <a:pt x="46296" y="1798472"/>
-                            <a:pt x="0" y="1554480"/>
+                            <a:pt x="-43544" y="1924806"/>
+                            <a:pt x="39386" y="1737436"/>
+                            <a:pt x="0" y="1558258"/>
                           </a:cubicBezTo>
                           <a:cubicBezTo>
-                            <a:pt x="-46296" y="1310488"/>
-                            <a:pt x="44660" y="1275670"/>
-                            <a:pt x="0" y="1015594"/>
+                            <a:pt x="-39386" y="1379080"/>
+                            <a:pt x="26310" y="1160768"/>
+                            <a:pt x="0" y="1018062"/>
                           </a:cubicBezTo>
                           <a:cubicBezTo>
-                            <a:pt x="-44660" y="755518"/>
-                            <a:pt x="56491" y="588416"/>
-                            <a:pt x="0" y="476707"/>
+                            <a:pt x="-26310" y="875356"/>
+                            <a:pt x="11047" y="728768"/>
+                            <a:pt x="0" y="477866"/>
                           </a:cubicBezTo>
                           <a:cubicBezTo>
-                            <a:pt x="-56491" y="364998"/>
-                            <a:pt x="38404" y="200804"/>
+                            <a:pt x="-11047" y="226964"/>
+                            <a:pt x="49960" y="147173"/>
                             <a:pt x="0" y="0"/>
                           </a:cubicBezTo>
                           <a:close/>
                         </a:path>
-                        <a:path w="5114934" h="2072640" stroke="0" extrusionOk="0">
+                        <a:path w="5127365" h="2077677" stroke="0" extrusionOk="0">
                           <a:moveTo>
                             <a:pt x="0" y="0"/>
                           </a:moveTo>
                           <a:cubicBezTo>
-                            <a:pt x="257962" y="-50162"/>
-                            <a:pt x="347338" y="39963"/>
-                            <a:pt x="517177" y="0"/>
+                            <a:pt x="181045" y="-36379"/>
+                            <a:pt x="303093" y="28274"/>
+                            <a:pt x="518434" y="0"/>
                           </a:cubicBezTo>
                           <a:cubicBezTo>
-                            <a:pt x="687016" y="-39963"/>
-                            <a:pt x="737184" y="43800"/>
-                            <a:pt x="932055" y="0"/>
+                            <a:pt x="733775" y="-28274"/>
+                            <a:pt x="822433" y="20035"/>
+                            <a:pt x="934320" y="0"/>
                           </a:cubicBezTo>
                           <a:cubicBezTo>
-                            <a:pt x="1126926" y="-43800"/>
-                            <a:pt x="1342941" y="47133"/>
-                            <a:pt x="1602679" y="0"/>
+                            <a:pt x="1046207" y="-20035"/>
+                            <a:pt x="1457576" y="23941"/>
+                            <a:pt x="1606574" y="0"/>
                           </a:cubicBezTo>
                           <a:cubicBezTo>
-                            <a:pt x="1862417" y="-47133"/>
-                            <a:pt x="1903381" y="15280"/>
-                            <a:pt x="2119856" y="0"/>
+                            <a:pt x="1755572" y="-23941"/>
+                            <a:pt x="1995816" y="51547"/>
+                            <a:pt x="2125008" y="0"/>
                           </a:cubicBezTo>
                           <a:cubicBezTo>
-                            <a:pt x="2336331" y="-15280"/>
-                            <a:pt x="2531678" y="15861"/>
-                            <a:pt x="2637033" y="0"/>
+                            <a:pt x="2254200" y="-51547"/>
+                            <a:pt x="2388355" y="44597"/>
+                            <a:pt x="2643442" y="0"/>
                           </a:cubicBezTo>
                           <a:cubicBezTo>
-                            <a:pt x="2742388" y="-15861"/>
-                            <a:pt x="3059414" y="40006"/>
-                            <a:pt x="3307657" y="0"/>
+                            <a:pt x="2898529" y="-44597"/>
+                            <a:pt x="3086742" y="23472"/>
+                            <a:pt x="3315696" y="0"/>
                           </a:cubicBezTo>
                           <a:cubicBezTo>
-                            <a:pt x="3555900" y="-40006"/>
-                            <a:pt x="3569582" y="32960"/>
-                            <a:pt x="3773685" y="0"/>
+                            <a:pt x="3544650" y="-23472"/>
+                            <a:pt x="3642126" y="2662"/>
+                            <a:pt x="3782856" y="0"/>
                           </a:cubicBezTo>
                           <a:cubicBezTo>
-                            <a:pt x="3977788" y="-32960"/>
-                            <a:pt x="4145204" y="18362"/>
-                            <a:pt x="4444309" y="0"/>
+                            <a:pt x="3923586" y="-2662"/>
+                            <a:pt x="4123183" y="8469"/>
+                            <a:pt x="4455110" y="0"/>
                           </a:cubicBezTo>
                           <a:cubicBezTo>
-                            <a:pt x="4743414" y="-18362"/>
-                            <a:pt x="4954754" y="58963"/>
-                            <a:pt x="5114934" y="0"/>
+                            <a:pt x="4787037" y="-8469"/>
+                            <a:pt x="4794450" y="74740"/>
+                            <a:pt x="5127365" y="0"/>
                           </a:cubicBezTo>
                           <a:cubicBezTo>
-                            <a:pt x="5156422" y="156807"/>
-                            <a:pt x="5058987" y="364352"/>
-                            <a:pt x="5114934" y="518160"/>
+                            <a:pt x="5130009" y="143888"/>
+                            <a:pt x="5078749" y="317206"/>
+                            <a:pt x="5127365" y="519419"/>
                           </a:cubicBezTo>
                           <a:cubicBezTo>
-                            <a:pt x="5170881" y="671968"/>
-                            <a:pt x="5066417" y="923363"/>
-                            <a:pt x="5114934" y="1036320"/>
+                            <a:pt x="5175981" y="721632"/>
+                            <a:pt x="5127247" y="898064"/>
+                            <a:pt x="5127365" y="1038839"/>
                           </a:cubicBezTo>
                           <a:cubicBezTo>
-                            <a:pt x="5163451" y="1149277"/>
-                            <a:pt x="5104127" y="1329063"/>
-                            <a:pt x="5114934" y="1575206"/>
+                            <a:pt x="5127483" y="1179614"/>
+                            <a:pt x="5087324" y="1451767"/>
+                            <a:pt x="5127365" y="1579035"/>
                           </a:cubicBezTo>
                           <a:cubicBezTo>
-                            <a:pt x="5125741" y="1821349"/>
-                            <a:pt x="5077628" y="1852761"/>
-                            <a:pt x="5114934" y="2072640"/>
+                            <a:pt x="5167406" y="1706303"/>
+                            <a:pt x="5116229" y="1966046"/>
+                            <a:pt x="5127365" y="2077677"/>
                           </a:cubicBezTo>
                           <a:cubicBezTo>
-                            <a:pt x="4937930" y="2132965"/>
-                            <a:pt x="4766291" y="2049238"/>
-                            <a:pt x="4546608" y="2072640"/>
+                            <a:pt x="5005149" y="2086403"/>
+                            <a:pt x="4767256" y="2027399"/>
+                            <a:pt x="4557658" y="2077677"/>
                           </a:cubicBezTo>
                           <a:cubicBezTo>
-                            <a:pt x="4326925" y="2096042"/>
-                            <a:pt x="4289057" y="2044312"/>
-                            <a:pt x="4080581" y="2072640"/>
+                            <a:pt x="4348060" y="2127955"/>
+                            <a:pt x="4309950" y="2068320"/>
+                            <a:pt x="4090498" y="2077677"/>
                           </a:cubicBezTo>
                           <a:cubicBezTo>
-                            <a:pt x="3872105" y="2100968"/>
-                            <a:pt x="3735182" y="2005978"/>
-                            <a:pt x="3512255" y="2072640"/>
+                            <a:pt x="3871046" y="2087034"/>
+                            <a:pt x="3688753" y="2041268"/>
+                            <a:pt x="3520791" y="2077677"/>
                           </a:cubicBezTo>
                           <a:cubicBezTo>
-                            <a:pt x="3289328" y="2139302"/>
-                            <a:pt x="3167442" y="1994545"/>
-                            <a:pt x="2841630" y="2072640"/>
+                            <a:pt x="3352829" y="2114086"/>
+                            <a:pt x="3012606" y="2006921"/>
+                            <a:pt x="2848536" y="2077677"/>
                           </a:cubicBezTo>
                           <a:cubicBezTo>
-                            <a:pt x="2515819" y="2150735"/>
-                            <a:pt x="2480707" y="2020384"/>
-                            <a:pt x="2273304" y="2072640"/>
+                            <a:pt x="2684466" y="2148433"/>
+                            <a:pt x="2559930" y="2011872"/>
+                            <a:pt x="2278829" y="2077677"/>
                           </a:cubicBezTo>
                           <a:cubicBezTo>
-                            <a:pt x="2065901" y="2124896"/>
-                            <a:pt x="2047794" y="2023608"/>
-                            <a:pt x="1858426" y="2072640"/>
+                            <a:pt x="1997728" y="2143482"/>
+                            <a:pt x="1960118" y="2071630"/>
+                            <a:pt x="1862943" y="2077677"/>
                           </a:cubicBezTo>
                           <a:cubicBezTo>
-                            <a:pt x="1669058" y="2121672"/>
-                            <a:pt x="1606233" y="2065751"/>
-                            <a:pt x="1392399" y="2072640"/>
+                            <a:pt x="1765768" y="2083724"/>
+                            <a:pt x="1581339" y="2036419"/>
+                            <a:pt x="1395783" y="2077677"/>
                           </a:cubicBezTo>
                           <a:cubicBezTo>
-                            <a:pt x="1178565" y="2079529"/>
-                            <a:pt x="894197" y="2025817"/>
-                            <a:pt x="721774" y="2072640"/>
+                            <a:pt x="1210227" y="2118935"/>
+                            <a:pt x="1024397" y="2041362"/>
+                            <a:pt x="723528" y="2077677"/>
                           </a:cubicBezTo>
                           <a:cubicBezTo>
-                            <a:pt x="549352" y="2119463"/>
-                            <a:pt x="153603" y="2023617"/>
-                            <a:pt x="0" y="2072640"/>
+                            <a:pt x="422659" y="2113992"/>
+                            <a:pt x="292341" y="1994131"/>
+                            <a:pt x="0" y="2077677"/>
                           </a:cubicBezTo>
                           <a:cubicBezTo>
-                            <a:pt x="-32833" y="1895208"/>
-                            <a:pt x="18697" y="1820737"/>
-                            <a:pt x="0" y="1595933"/>
+                            <a:pt x="-19946" y="1967457"/>
+                            <a:pt x="9127" y="1835260"/>
+                            <a:pt x="0" y="1599811"/>
                           </a:cubicBezTo>
                           <a:cubicBezTo>
-                            <a:pt x="-18697" y="1371129"/>
-                            <a:pt x="41269" y="1331772"/>
-                            <a:pt x="0" y="1098499"/>
+                            <a:pt x="-9127" y="1364362"/>
+                            <a:pt x="8654" y="1202638"/>
+                            <a:pt x="0" y="1101169"/>
                           </a:cubicBezTo>
                           <a:cubicBezTo>
-                            <a:pt x="-41269" y="865226"/>
-                            <a:pt x="2798" y="750601"/>
-                            <a:pt x="0" y="642518"/>
+                            <a:pt x="-8654" y="999700"/>
+                            <a:pt x="30624" y="747402"/>
+                            <a:pt x="0" y="644080"/>
                           </a:cubicBezTo>
                           <a:cubicBezTo>
-                            <a:pt x="-2798" y="534435"/>
-                            <a:pt x="21920" y="152640"/>
+                            <a:pt x="-30624" y="540758"/>
+                            <a:pt x="24042" y="208626"/>
                             <a:pt x="0" y="0"/>
                           </a:cubicBezTo>
                           <a:close/>
@@ -33640,6 +33543,7 @@
         <w:spacing w:line="360" w:lineRule="auto"/>
         <w:rPr>
           <w:rFonts w:ascii="Verdana" w:hAnsi="Verdana" w:cs="Calibri"/>
+          <w:lang w:val="en-US"/>
         </w:rPr>
       </w:pPr>
     </w:p>
@@ -33650,31 +33554,66 @@
           <w:rFonts w:ascii="Verdana" w:hAnsi="Verdana" w:cs="Calibri"/>
           <w:b/>
           <w:bCs/>
-        </w:rPr>
-      </w:pPr>
+          <w:lang w:val="en-US"/>
+        </w:rPr>
+      </w:pPr>
+      <w:proofErr w:type="spellStart"/>
       <w:r>
         <w:rPr>
           <w:rFonts w:ascii="Verdana" w:hAnsi="Verdana" w:cs="Calibri"/>
           <w:b/>
           <w:bCs/>
-        </w:rPr>
-        <w:t xml:space="preserve">Explicando a função </w:t>
-      </w:r>
-      <w:proofErr w:type="spellStart"/>
-      <w:r>
-        <w:rPr>
-          <w:rFonts w:ascii="Consolas" w:hAnsi="Consolas"/>
+          <w:lang w:val="en-US"/>
+        </w:rPr>
+        <w:t>Explicando</w:t>
+      </w:r>
+      <w:proofErr w:type="spellEnd"/>
+      <w:r>
+        <w:rPr>
+          <w:rFonts w:ascii="Verdana" w:hAnsi="Verdana" w:cs="Calibri"/>
           <w:b/>
           <w:bCs/>
-        </w:rPr>
-        <w:t>clickBtn.addEventListener</w:t>
-      </w:r>
-      <w:proofErr w:type="spellEnd"/>
-      <w:r>
-        <w:rPr>
-          <w:rFonts w:ascii="Consolas" w:hAnsi="Consolas"/>
+          <w:lang w:val="en-US"/>
+        </w:rPr>
+        <w:t xml:space="preserve"> a </w:t>
+      </w:r>
+      <w:proofErr w:type="spellStart"/>
+      <w:r>
+        <w:rPr>
+          <w:rFonts w:ascii="Verdana" w:hAnsi="Verdana" w:cs="Calibri"/>
           <w:b/>
           <w:bCs/>
+          <w:lang w:val="en-US"/>
+        </w:rPr>
+        <w:t>função</w:t>
+      </w:r>
+      <w:proofErr w:type="spellEnd"/>
+      <w:r>
+        <w:rPr>
+          <w:rFonts w:ascii="Verdana" w:hAnsi="Verdana" w:cs="Calibri"/>
+          <w:b/>
+          <w:bCs/>
+          <w:lang w:val="en-US"/>
+        </w:rPr>
+        <w:t xml:space="preserve"> </w:t>
+      </w:r>
+      <w:proofErr w:type="spellStart"/>
+      <w:r>
+        <w:rPr>
+          <w:rFonts w:ascii="Consolas" w:hAnsi="Consolas"/>
+          <w:b/>
+          <w:bCs/>
+          <w:lang w:val="en-US"/>
+        </w:rPr>
+        <w:t>clickBtn.addEventListener</w:t>
+      </w:r>
+      <w:proofErr w:type="spellEnd"/>
+      <w:r>
+        <w:rPr>
+          <w:rFonts w:ascii="Consolas" w:hAnsi="Consolas"/>
+          <w:b/>
+          <w:bCs/>
+          <w:lang w:val="en-US"/>
         </w:rPr>
         <w:t xml:space="preserve"> ...</w:t>
       </w:r>
@@ -33690,11 +33629,13 @@
         <w:spacing w:after="100" w:line="240" w:lineRule="auto"/>
         <w:rPr>
           <w:rFonts w:ascii="Consolas" w:hAnsi="Consolas"/>
-        </w:rPr>
-      </w:pPr>
-      <w:r>
-        <w:rPr>
-          <w:rFonts w:ascii="Consolas" w:hAnsi="Consolas"/>
+          <w:lang w:val="en-US"/>
+        </w:rPr>
+      </w:pPr>
+      <w:r>
+        <w:rPr>
+          <w:rFonts w:ascii="Consolas" w:hAnsi="Consolas"/>
+          <w:lang w:val="en-US"/>
         </w:rPr>
         <w:t xml:space="preserve">      </w:t>
       </w:r>
@@ -33702,6 +33643,7 @@
       <w:r>
         <w:rPr>
           <w:rFonts w:ascii="Consolas" w:hAnsi="Consolas"/>
+          <w:lang w:val="en-US"/>
         </w:rPr>
         <w:t>clickBtn.addEventListener</w:t>
       </w:r>
@@ -33709,6 +33651,7 @@
       <w:r>
         <w:rPr>
           <w:rFonts w:ascii="Consolas" w:hAnsi="Consolas"/>
+          <w:lang w:val="en-US"/>
         </w:rPr>
         <w:t>("click", () =&gt; {</w:t>
       </w:r>
@@ -33729,8 +33672,15 @@
       <w:r>
         <w:rPr>
           <w:rFonts w:ascii="Consolas" w:hAnsi="Consolas"/>
-        </w:rPr>
-        <w:t xml:space="preserve">        contador++;</w:t>
+          <w:lang w:val="en-US"/>
+        </w:rPr>
+        <w:t xml:space="preserve">        </w:t>
+      </w:r>
+      <w:r>
+        <w:rPr>
+          <w:rFonts w:ascii="Consolas" w:hAnsi="Consolas"/>
+        </w:rPr>
+        <w:t>contador++;</w:t>
       </w:r>
     </w:p>
     <w:p>
@@ -34081,13 +34031,27 @@
         <w:rPr>
           <w:rFonts w:ascii="Consolas" w:hAnsi="Consolas"/>
         </w:rPr>
-        <w:t>&lt;button id="</w:t>
+        <w:t>&lt;</w:t>
       </w:r>
       <w:proofErr w:type="spellStart"/>
       <w:r>
         <w:rPr>
           <w:rFonts w:ascii="Consolas" w:hAnsi="Consolas"/>
         </w:rPr>
+        <w:t>button</w:t>
+      </w:r>
+      <w:proofErr w:type="spellEnd"/>
+      <w:r>
+        <w:rPr>
+          <w:rFonts w:ascii="Consolas" w:hAnsi="Consolas"/>
+        </w:rPr>
+        <w:t xml:space="preserve"> id="</w:t>
+      </w:r>
+      <w:proofErr w:type="spellStart"/>
+      <w:r>
+        <w:rPr>
+          <w:rFonts w:ascii="Consolas" w:hAnsi="Consolas"/>
+        </w:rPr>
         <w:t>btn</w:t>
       </w:r>
       <w:proofErr w:type="spellEnd"/>
@@ -34095,21 +34059,21 @@
         <w:rPr>
           <w:rFonts w:ascii="Consolas" w:hAnsi="Consolas"/>
         </w:rPr>
-        <w:t xml:space="preserve">"&gt;Plantar </w:t>
+        <w:t>"&gt;Plantar árvore&lt;/</w:t>
       </w:r>
       <w:proofErr w:type="spellStart"/>
       <w:r>
         <w:rPr>
           <w:rFonts w:ascii="Consolas" w:hAnsi="Consolas"/>
         </w:rPr>
-        <w:t>árvore</w:t>
+        <w:t>button</w:t>
       </w:r>
       <w:proofErr w:type="spellEnd"/>
       <w:r>
         <w:rPr>
           <w:rFonts w:ascii="Consolas" w:hAnsi="Consolas"/>
         </w:rPr>
-        <w:t>&lt;/button&gt;</w:t>
+        <w:t>&gt;</w:t>
       </w:r>
     </w:p>
     <w:p>
@@ -35532,58 +35496,7 @@
                                   <w14:round/>
                                 </w14:textOutline>
                               </w:rPr>
-                              <w:t xml:space="preserve">Não utiliza a função =&gt;, mas continua com </w:t>
-                            </w:r>
-                            <w:r>
-                              <w:rPr>
-                                <w:rFonts w:ascii="Verdana" w:hAnsi="Verdana"/>
-                                <w:color w:val="000000" w:themeColor="text1"/>
-                                <w14:shadow w14:blurRad="38100" w14:dist="19050" w14:dir="2700000" w14:sx="100000" w14:sy="100000" w14:kx="0" w14:ky="0" w14:algn="tl">
-                                  <w14:schemeClr w14:val="dk1">
-                                    <w14:alpha w14:val="60000"/>
-                                  </w14:schemeClr>
-                                </w14:shadow>
-                                <w14:textOutline w14:w="0" w14:cap="flat" w14:cmpd="sng" w14:algn="ctr">
-                                  <w14:noFill/>
-                                  <w14:prstDash w14:val="solid"/>
-                                  <w14:round/>
-                                </w14:textOutline>
-                              </w:rPr>
-                              <w:t xml:space="preserve">uma </w:t>
-                            </w:r>
-                            <w:r>
-                              <w:rPr>
-                                <w:rFonts w:ascii="Verdana" w:hAnsi="Verdana"/>
-                                <w:color w:val="000000" w:themeColor="text1"/>
-                                <w14:shadow w14:blurRad="38100" w14:dist="19050" w14:dir="2700000" w14:sx="100000" w14:sy="100000" w14:kx="0" w14:ky="0" w14:algn="tl">
-                                  <w14:schemeClr w14:val="dk1">
-                                    <w14:alpha w14:val="60000"/>
-                                  </w14:schemeClr>
-                                </w14:shadow>
-                                <w14:textOutline w14:w="0" w14:cap="flat" w14:cmpd="sng" w14:algn="ctr">
-                                  <w14:noFill/>
-                                  <w14:prstDash w14:val="solid"/>
-                                  <w14:round/>
-                                </w14:textOutline>
-                              </w:rPr>
-                              <w:t>a</w:t>
-                            </w:r>
-                            <w:r>
-                              <w:rPr>
-                                <w:rFonts w:ascii="Verdana" w:hAnsi="Verdana"/>
-                                <w:color w:val="000000" w:themeColor="text1"/>
-                                <w14:shadow w14:blurRad="38100" w14:dist="19050" w14:dir="2700000" w14:sx="100000" w14:sy="100000" w14:kx="0" w14:ky="0" w14:algn="tl">
-                                  <w14:schemeClr w14:val="dk1">
-                                    <w14:alpha w14:val="60000"/>
-                                  </w14:schemeClr>
-                                </w14:shadow>
-                                <w14:textOutline w14:w="0" w14:cap="flat" w14:cmpd="sng" w14:algn="ctr">
-                                  <w14:noFill/>
-                                  <w14:prstDash w14:val="solid"/>
-                                  <w14:round/>
-                                </w14:textOutline>
-                              </w:rPr>
-                              <w:t>nônima</w:t>
+                              <w:t>Não utiliza a função =&gt;, mas continua com uma anônima</w:t>
                             </w:r>
                           </w:p>
                         </w:txbxContent>
@@ -35645,58 +35558,7 @@
                             <w14:round/>
                           </w14:textOutline>
                         </w:rPr>
-                        <w:t xml:space="preserve">Não utiliza a função =&gt;, mas continua com </w:t>
-                      </w:r>
-                      <w:r>
-                        <w:rPr>
-                          <w:rFonts w:ascii="Verdana" w:hAnsi="Verdana"/>
-                          <w:color w:val="000000" w:themeColor="text1"/>
-                          <w14:shadow w14:blurRad="38100" w14:dist="19050" w14:dir="2700000" w14:sx="100000" w14:sy="100000" w14:kx="0" w14:ky="0" w14:algn="tl">
-                            <w14:schemeClr w14:val="dk1">
-                              <w14:alpha w14:val="60000"/>
-                            </w14:schemeClr>
-                          </w14:shadow>
-                          <w14:textOutline w14:w="0" w14:cap="flat" w14:cmpd="sng" w14:algn="ctr">
-                            <w14:noFill/>
-                            <w14:prstDash w14:val="solid"/>
-                            <w14:round/>
-                          </w14:textOutline>
-                        </w:rPr>
-                        <w:t xml:space="preserve">uma </w:t>
-                      </w:r>
-                      <w:r>
-                        <w:rPr>
-                          <w:rFonts w:ascii="Verdana" w:hAnsi="Verdana"/>
-                          <w:color w:val="000000" w:themeColor="text1"/>
-                          <w14:shadow w14:blurRad="38100" w14:dist="19050" w14:dir="2700000" w14:sx="100000" w14:sy="100000" w14:kx="0" w14:ky="0" w14:algn="tl">
-                            <w14:schemeClr w14:val="dk1">
-                              <w14:alpha w14:val="60000"/>
-                            </w14:schemeClr>
-                          </w14:shadow>
-                          <w14:textOutline w14:w="0" w14:cap="flat" w14:cmpd="sng" w14:algn="ctr">
-                            <w14:noFill/>
-                            <w14:prstDash w14:val="solid"/>
-                            <w14:round/>
-                          </w14:textOutline>
-                        </w:rPr>
-                        <w:t>a</w:t>
-                      </w:r>
-                      <w:r>
-                        <w:rPr>
-                          <w:rFonts w:ascii="Verdana" w:hAnsi="Verdana"/>
-                          <w:color w:val="000000" w:themeColor="text1"/>
-                          <w14:shadow w14:blurRad="38100" w14:dist="19050" w14:dir="2700000" w14:sx="100000" w14:sy="100000" w14:kx="0" w14:ky="0" w14:algn="tl">
-                            <w14:schemeClr w14:val="dk1">
-                              <w14:alpha w14:val="60000"/>
-                            </w14:schemeClr>
-                          </w14:shadow>
-                          <w14:textOutline w14:w="0" w14:cap="flat" w14:cmpd="sng" w14:algn="ctr">
-                            <w14:noFill/>
-                            <w14:prstDash w14:val="solid"/>
-                            <w14:round/>
-                          </w14:textOutline>
-                        </w:rPr>
-                        <w:t>nônima</w:t>
+                        <w:t>Não utiliza a função =&gt;, mas continua com uma anônima</w:t>
                       </w:r>
                     </w:p>
                   </w:txbxContent>
@@ -36246,7 +36108,6 @@
                               </w:rPr>
                               <w:t xml:space="preserve"> da chamada do </w:t>
                             </w:r>
-                            <w:proofErr w:type="spellStart"/>
                             <w:r>
                               <w:rPr>
                                 <w:rFonts w:ascii="Verdana" w:hAnsi="Verdana"/>
@@ -36264,7 +36125,6 @@
                               </w:rPr>
                               <w:t>EventListener</w:t>
                             </w:r>
-                            <w:proofErr w:type="spellEnd"/>
                           </w:p>
                         </w:txbxContent>
                       </wps:txbx>
@@ -36344,7 +36204,6 @@
                         </w:rPr>
                         <w:t xml:space="preserve"> da chamada do </w:t>
                       </w:r>
-                      <w:proofErr w:type="spellStart"/>
                       <w:r>
                         <w:rPr>
                           <w:rFonts w:ascii="Verdana" w:hAnsi="Verdana"/>
@@ -36362,7 +36221,6 @@
                         </w:rPr>
                         <w:t>EventListener</w:t>
                       </w:r>
-                      <w:proofErr w:type="spellEnd"/>
                     </w:p>
                   </w:txbxContent>
                 </v:textbox>
@@ -37408,13 +37266,31 @@
         <w:ind w:left="1416"/>
         <w:rPr>
           <w:rFonts w:ascii="Consolas" w:hAnsi="Consolas"/>
-        </w:rPr>
-      </w:pPr>
-      <w:r>
-        <w:rPr>
-          <w:rFonts w:ascii="Consolas" w:hAnsi="Consolas"/>
-        </w:rPr>
-        <w:t>&lt;span id="contador"&gt;0&lt;/span&gt;</w:t>
+          <w:lang w:val="en-US"/>
+        </w:rPr>
+      </w:pPr>
+      <w:r>
+        <w:rPr>
+          <w:rFonts w:ascii="Consolas" w:hAnsi="Consolas"/>
+          <w:lang w:val="en-US"/>
+        </w:rPr>
+        <w:t>&lt;span id="</w:t>
+      </w:r>
+      <w:proofErr w:type="spellStart"/>
+      <w:r>
+        <w:rPr>
+          <w:rFonts w:ascii="Consolas" w:hAnsi="Consolas"/>
+          <w:lang w:val="en-US"/>
+        </w:rPr>
+        <w:t>contador</w:t>
+      </w:r>
+      <w:proofErr w:type="spellEnd"/>
+      <w:r>
+        <w:rPr>
+          <w:rFonts w:ascii="Consolas" w:hAnsi="Consolas"/>
+          <w:lang w:val="en-US"/>
+        </w:rPr>
+        <w:t>"&gt;0&lt;/span&gt;</w:t>
       </w:r>
     </w:p>
     <w:p>
@@ -42506,6 +42382,7 @@
   <w:style w:type="character" w:default="1" w:styleId="Fontepargpadro">
     <w:name w:val="Default Paragraph Font"/>
     <w:uiPriority w:val="1"/>
+    <w:semiHidden/>
     <w:unhideWhenUsed/>
   </w:style>
   <w:style w:type="table" w:default="1" w:styleId="Tabelanormal">
